--- a/lessons/4-1/downloads/reveal/teacher/4.1-answer-key.docx
+++ b/lessons/4-1/downloads/reveal/teacher/4.1-answer-key.docx
@@ -24,6 +24,7 @@
       <w:pPr>
         <w:keepNext/>
         <w:spacing w:before="0" w:after="10" w:line="240" w:lineRule="auto"/>
+        <w:outlineLvl w:val="0"/>
       </w:pPr>
       <w:r>
         <w:rPr>
@@ -63,6 +64,7 @@
           <w:tab w:val="right" w:pos="9504"/>
         </w:tabs>
         <w:spacing w:before="90" w:after="50" w:line="240" w:lineRule="auto"/>
+        <w:outlineLvl w:val="1"/>
       </w:pPr>
       <w:r>
         <w:rPr>
@@ -303,7 +305,7 @@
                 <w:sz w:val="17"/>
                 <w:szCs w:val="17"/>
               </w:rPr>
-              <w:t xml:space="preserve">In class, after the lesson. Two pages. The self-check code tells students if they are on track.</w:t>
+              <w:t xml:space="preserve">In class, after the lesson. Two pages: 8 problems, Find the Error, 2 test items. The self-check code tells students if they are on track.</w:t>
             </w:r>
           </w:p>
         </w:tc>
@@ -424,7 +426,7 @@
                 <w:sz w:val="17"/>
                 <w:szCs w:val="17"/>
               </w:rPr>
-              <w:t xml:space="preserve">Homework Packet</w:t>
+              <w:t xml:space="preserve">Teaching Support Guide</w:t>
             </w:r>
           </w:p>
         </w:tc>
@@ -444,7 +446,101 @@
                 <w:sz w:val="17"/>
                 <w:szCs w:val="17"/>
               </w:rPr>
-              <w:t xml:space="preserve">Sheet 1 after Session 1, Sheet 2 after Session 2. Level 1 has the same problems and answers, with a word bank, step frames and larger type for students who need language support.</w:t>
+              <w:t xml:space="preserve">Teacher page: lesson route, what to look for on each exit item, the next prompt, and a fresh check for after reteaching.</w:t>
+            </w:r>
+          </w:p>
+        </w:tc>
+      </w:tr>
+      <w:tr>
+        <w:trPr>
+          <w:cantSplit/>
+        </w:trPr>
+        <w:tc>
+          <w:tcPr>
+            <w:tcW w:w="2600" w:type="dxa"/>
+            <w:shd w:val="clear" w:color="auto" w:fill="F2F4F6"/>
+            <w:vAlign w:val="center"/>
+          </w:tcPr>
+          <w:p>
+            <w:pPr>
+              <w:spacing w:before="0" w:after="0" w:line="252" w:lineRule="auto"/>
+            </w:pPr>
+            <w:r>
+              <w:rPr>
+                <w:rFonts w:ascii="Avenir Next" w:hAnsi="Avenir Next" w:cs="Avenir Next" w:eastAsia="Avenir Next"/>
+                <w:b/>
+                <w:color w:val="1A1A1A"/>
+                <w:sz w:val="17"/>
+                <w:szCs w:val="17"/>
+              </w:rPr>
+              <w:t xml:space="preserve">Explain Your Thinking</w:t>
+            </w:r>
+          </w:p>
+        </w:tc>
+        <w:tc>
+          <w:tcPr>
+            <w:tcW w:w="6904" w:type="dxa"/>
+            <w:vAlign w:val="center"/>
+          </w:tcPr>
+          <w:p>
+            <w:pPr>
+              <w:spacing w:before="0" w:after="0" w:line="252" w:lineRule="auto"/>
+            </w:pPr>
+            <w:r>
+              <w:rPr>
+                <w:rFonts w:ascii="Avenir Next" w:hAnsi="Avenir Next" w:cs="Avenir Next" w:eastAsia="Avenir Next"/>
+                <w:color w:val="1A1A1A"/>
+                <w:sz w:val="17"/>
+                <w:szCs w:val="17"/>
+              </w:rPr>
+              <w:t xml:space="preserve">Optional language support for the Guided Notes “Model, Reason, Explain” page: draw it, talk it, write it.</w:t>
+            </w:r>
+          </w:p>
+        </w:tc>
+      </w:tr>
+      <w:tr>
+        <w:trPr>
+          <w:cantSplit/>
+        </w:trPr>
+        <w:tc>
+          <w:tcPr>
+            <w:tcW w:w="2600" w:type="dxa"/>
+            <w:shd w:val="clear" w:color="auto" w:fill="F2F4F6"/>
+            <w:vAlign w:val="center"/>
+          </w:tcPr>
+          <w:p>
+            <w:pPr>
+              <w:spacing w:before="0" w:after="0" w:line="252" w:lineRule="auto"/>
+            </w:pPr>
+            <w:r>
+              <w:rPr>
+                <w:rFonts w:ascii="Avenir Next" w:hAnsi="Avenir Next" w:cs="Avenir Next" w:eastAsia="Avenir Next"/>
+                <w:b/>
+                <w:color w:val="1A1A1A"/>
+                <w:sz w:val="17"/>
+                <w:szCs w:val="17"/>
+              </w:rPr>
+              <w:t xml:space="preserve">Homework Packet</w:t>
+            </w:r>
+          </w:p>
+        </w:tc>
+        <w:tc>
+          <w:tcPr>
+            <w:tcW w:w="6904" w:type="dxa"/>
+            <w:vAlign w:val="center"/>
+          </w:tcPr>
+          <w:p>
+            <w:pPr>
+              <w:spacing w:before="0" w:after="0" w:line="252" w:lineRule="auto"/>
+            </w:pPr>
+            <w:r>
+              <w:rPr>
+                <w:rFonts w:ascii="Avenir Next" w:hAnsi="Avenir Next" w:cs="Avenir Next" w:eastAsia="Avenir Next"/>
+                <w:color w:val="1A1A1A"/>
+                <w:sz w:val="17"/>
+                <w:szCs w:val="17"/>
+              </w:rPr>
+              <w:t xml:space="preserve">Sheet 1 after Session 1, Sheet 2 after Session 2. Level 1 has the same problems and answers, with a word bank (English and Spanish), step frames on every problem and larger type (12 pt).</w:t>
             </w:r>
           </w:p>
         </w:tc>
@@ -460,6 +556,7 @@
           <w:tab w:val="right" w:pos="9504"/>
         </w:tabs>
         <w:spacing w:before="90" w:after="50" w:line="240" w:lineRule="auto"/>
+        <w:outlineLvl w:val="1"/>
       </w:pPr>
       <w:r>
         <w:rPr>
@@ -793,6 +890,7 @@
           <w:tab w:val="right" w:pos="9504"/>
         </w:tabs>
         <w:spacing w:before="90" w:after="50" w:line="240" w:lineRule="auto"/>
+        <w:outlineLvl w:val="1"/>
       </w:pPr>
       <w:r>
         <w:rPr>
@@ -1110,7 +1208,7 @@
                 <w:sz w:val="17"/>
                 <w:szCs w:val="17"/>
               </w:rPr>
-              <w:t xml:space="preserve">Confusing “percent of” with “percent increase” (250% of May vs. a 150% increase).</w:t>
+              <w:t xml:space="preserve">Thinking a percent can never be more than 100% (writing 30 cm compared to 12 cm as 30%).</w:t>
             </w:r>
           </w:p>
         </w:tc>
@@ -1126,6 +1224,7 @@
           <w:tab w:val="right" w:pos="9504"/>
         </w:tabs>
         <w:spacing w:before="90" w:after="50" w:line="240" w:lineRule="auto"/>
+        <w:outlineLvl w:val="1"/>
       </w:pPr>
       <w:r>
         <w:rPr>
@@ -1552,7 +1651,7 @@
                 <w:sz w:val="15"/>
                 <w:szCs w:val="15"/>
               </w:rPr>
-              <w:t xml:space="preserve">6.RP.A.3c</w:t>
+              <w:t xml:space="preserve">6.AT.4</w:t>
             </w:r>
           </w:p>
         </w:tc>
@@ -1842,7 +1941,7 @@
                 <w:sz w:val="15"/>
                 <w:szCs w:val="15"/>
               </w:rPr>
-              <w:t xml:space="preserve">6.RP.A.3c</w:t>
+              <w:t xml:space="preserve">6.AT.4</w:t>
             </w:r>
           </w:p>
         </w:tc>
@@ -2132,7 +2231,7 @@
                 <w:sz w:val="15"/>
                 <w:szCs w:val="15"/>
               </w:rPr>
-              <w:t xml:space="preserve">6.RP.A.3c</w:t>
+              <w:t xml:space="preserve">6.AT.4</w:t>
             </w:r>
           </w:p>
         </w:tc>
@@ -2422,7 +2521,7 @@
                 <w:sz w:val="15"/>
                 <w:szCs w:val="15"/>
               </w:rPr>
-              <w:t xml:space="preserve">6.RP.A.3c</w:t>
+              <w:t xml:space="preserve">6.AT.4</w:t>
             </w:r>
           </w:p>
         </w:tc>
@@ -2696,6 +2795,7 @@
           <w:tab w:val="right" w:pos="9504"/>
         </w:tabs>
         <w:spacing w:before="90" w:after="50" w:line="240" w:lineRule="auto"/>
+        <w:outlineLvl w:val="1"/>
       </w:pPr>
       <w:r>
         <w:rPr>
@@ -3297,7 +3397,7 @@
                 <w:sz w:val="17"/>
                 <w:szCs w:val="17"/>
               </w:rPr>
-              <w:t xml:space="preserve">6 × 4 = 24, so 24% walk; 100% − 24% = 76% do not</w:t>
+              <w:t xml:space="preserve">a. 6 × 4 = 24, so 24%  b. 100% − 24% = 76%</w:t>
             </w:r>
           </w:p>
           <w:p>
@@ -3873,7 +3973,7 @@
                 <w:sz w:val="17"/>
                 <w:szCs w:val="17"/>
               </w:rPr>
-              <w:t xml:space="preserve">a. 25%  b. 35%  c. 58%  d. 60%  e. 24%  f. 95%</w:t>
+              <w:t xml:space="preserve">a. 25%  b. 65%  c. 58%  d. 60%  e. 24%  f. 95%</w:t>
             </w:r>
           </w:p>
           <w:p>
@@ -4132,7 +4232,7 @@
                 <w:sz w:val="17"/>
                 <w:szCs w:val="17"/>
               </w:rPr>
-              <w:t xml:space="preserve">a. 30 out of 40 = 3 out of 4 = 75 out of 100, so 75%  b. 25%  c. The two groups make the whole, so 75% + 25% must equal 100%.</w:t>
+              <w:t xml:space="preserve">a. 22 out of 40 = 11 out of 20 = 55 out of 100, so 55%  b. 100% − 55% = 45%  c. The two groups make the whole, so 55% + 45% must equal 100%.</w:t>
             </w:r>
           </w:p>
           <w:p>
@@ -4305,6 +4405,7 @@
           <w:tab w:val="right" w:pos="9504"/>
         </w:tabs>
         <w:spacing w:before="90" w:after="50" w:line="240" w:lineRule="auto"/>
+        <w:outlineLvl w:val="1"/>
       </w:pPr>
       <w:r>
         <w:rPr>
@@ -5201,7 +5302,7 @@
                 <w:sz w:val="17"/>
                 <w:szCs w:val="17"/>
               </w:rPr>
-              <w:t xml:space="preserve">18 ÷ 12 = 1.5, so 150%</w:t>
+              <w:t xml:space="preserve">Missing: 25%, 50%, 75%, 125%, 150%, 175%. 18 ÷ 12 = 1.5, so 150%</w:t>
             </w:r>
           </w:p>
           <w:p>
@@ -5238,7 +5339,7 @@
                 <w:sz w:val="17"/>
                 <w:szCs w:val="17"/>
               </w:rPr>
-              <w:t xml:space="preserve">a. 30 ÷ 12 = 2.5, so 250%  b. 250% − 100% = 150%  c. 250% compares the whole new height to May; 150% is only the growth added on top of the original 100%.</w:t>
+              <w:t xml:space="preserve">a. 30 ÷ 12 = 2.5, so 250%  b. 12 to 30 = 2 to 5 = 40 to 100, so 40%  c. In a, May (12 cm) is the whole and July is taller, so July is more than 100%. In b, July (30 cm) is the whole and May is shorter, so May is less than 100%.</w:t>
             </w:r>
           </w:p>
           <w:p>
@@ -5528,7 +5629,7 @@
                 <w:sz w:val="17"/>
                 <w:szCs w:val="17"/>
               </w:rPr>
-              <w:t xml:space="preserve">a. 40 to 25 = 160 to 100, so 160%  b. 25 to 40 = 62.5 to 100, so 62.5%</w:t>
+              <w:t xml:space="preserve">a. 40 to 32 = 125 to 100, so 125%  b. 32 to 40 = 80 to 100, so 80%</w:t>
             </w:r>
           </w:p>
           <w:p>
@@ -5676,7 +5777,7 @@
                 <w:sz w:val="17"/>
                 <w:szCs w:val="17"/>
               </w:rPr>
-              <w:t xml:space="preserve">20 ÷ 16 = 1.25, so 125%</w:t>
+              <w:t xml:space="preserve">Missing: 25%, 50%, 75%, 125%, 150%, 175%. 20 ÷ 16 = 1.25, so 125%</w:t>
             </w:r>
           </w:p>
           <w:p>
@@ -5713,7 +5814,7 @@
                 <w:sz w:val="17"/>
                 <w:szCs w:val="17"/>
               </w:rPr>
-              <w:t xml:space="preserve">a. 32 ÷ 10 = 3.2, so 320%  b. 320% − 100% = 220%  c. 320% compares the whole new height to May; 220% is only the growth added on top of the original 100%.</w:t>
+              <w:t xml:space="preserve">a. 36 ÷ 9 = 4, so 400%  b. 9 to 36 = 1 to 4 = 25 to 100, so 25%  c. In a, May (9 cm) is the whole and July is taller, so July is more than 100%. In b, July (36 cm) is the whole and May is shorter, so May is less than 100%.</w:t>
             </w:r>
           </w:p>
           <w:p>
@@ -5797,7 +5898,7 @@
                 <w:sz w:val="17"/>
                 <w:szCs w:val="17"/>
               </w:rPr>
-              <w:t xml:space="preserve">  (more than the whole)</w:t>
+              <w:t xml:space="preserve">  (more than)</w:t>
             </w:r>
           </w:p>
           <w:p>
@@ -5885,6 +5986,7 @@
           <w:tab w:val="right" w:pos="9504"/>
         </w:tabs>
         <w:spacing w:before="90" w:after="50" w:line="240" w:lineRule="auto"/>
+        <w:outlineLvl w:val="1"/>
       </w:pPr>
       <w:r>
         <w:rPr>
@@ -6456,6 +6558,175 @@
         </w:tc>
       </w:tr>
     </w:tbl>
+    <w:p>
+      <w:pPr>
+        <w:pageBreakBefore/>
+        <w:keepNext/>
+        <w:pBdr>
+          <w:bottom w:val="single" w:sz="8" w:space="3" w:color="003A70"/>
+        </w:pBdr>
+        <w:tabs>
+          <w:tab w:val="right" w:pos="9504"/>
+        </w:tabs>
+        <w:spacing w:before="90" w:after="50" w:line="240" w:lineRule="auto"/>
+        <w:outlineLvl w:val="1"/>
+      </w:pPr>
+      <w:r>
+        <w:rPr>
+          <w:rFonts w:ascii="Avenir Next" w:hAnsi="Avenir Next" w:cs="Avenir Next" w:eastAsia="Avenir Next"/>
+          <w:b/>
+          <w:color w:val="003A70"/>
+          <w:spacing w:val="14"/>
+          <w:sz w:val="19"/>
+          <w:szCs w:val="19"/>
+        </w:rPr>
+        <w:t xml:space="preserve">MODEL, REASON, EXPLAIN  ·  ANSWERS</w:t>
+      </w:r>
+      <w:r>
+        <w:rPr>
+          <w:rFonts w:ascii="Avenir Next" w:hAnsi="Avenir Next" w:cs="Avenir Next" w:eastAsia="Avenir Next"/>
+          <w:color w:val="1A1A1A"/>
+          <w:sz w:val="17"/>
+          <w:szCs w:val="17"/>
+        </w:rPr>
+        <w:tab/>
+      </w:r>
+      <w:r>
+        <w:rPr>
+          <w:rFonts w:ascii="Avenir Next" w:hAnsi="Avenir Next" w:cs="Avenir Next" w:eastAsia="Avenir Next"/>
+          <w:i/>
+          <w:color w:val="5A5F66"/>
+          <w:sz w:val="17"/>
+          <w:szCs w:val="17"/>
+        </w:rPr>
+        <w:t xml:space="preserve">Guided Notes page 3</w:t>
+      </w:r>
+    </w:p>
+    <w:p>
+      <w:pPr>
+        <w:keepNext/>
+        <w:spacing w:before="80" w:after="30" w:line="264" w:lineRule="auto"/>
+      </w:pPr>
+      <w:r>
+        <w:rPr>
+          <w:rFonts w:ascii="Avenir Next" w:hAnsi="Avenir Next" w:cs="Avenir Next" w:eastAsia="Avenir Next"/>
+          <w:b/>
+          <w:color w:val="003A70"/>
+          <w:spacing w:val="12"/>
+          <w:sz w:val="15"/>
+          <w:szCs w:val="15"/>
+        </w:rPr>
+        <w:t xml:space="preserve">SESSION 1  ·  PERCENT MEANS PER HUNDRED</w:t>
+      </w:r>
+    </w:p>
+    <w:p>
+      <w:pPr>
+        <w:spacing w:before="0" w:after="50" w:line="268" w:lineRule="auto"/>
+      </w:pPr>
+      <w:r>
+        <w:rPr>
+          <w:rFonts w:ascii="Avenir Next" w:hAnsi="Avenir Next" w:cs="Avenir Next" w:eastAsia="Avenir Next"/>
+          <w:color w:val="1A1A1A"/>
+          <w:sz w:val="17"/>
+          <w:szCs w:val="17"/>
+        </w:rPr>
+        <w:t xml:space="preserve">a. 3, 6, 9; shade 3 of the 4 parts.  b. 75%  c. All 12 challenges are the whole, 100%. Each part is 3 challenges, or 25%. 9 challenges fill 3 parts, so 3 × 25% = 75%.</w:t>
+      </w:r>
+    </w:p>
+    <w:p>
+      <w:pPr>
+        <w:spacing w:before="0" w:after="40" w:line="252" w:lineRule="auto"/>
+      </w:pPr>
+      <w:r>
+        <w:rPr>
+          <w:rFonts w:ascii="Avenir Next" w:hAnsi="Avenir Next" w:cs="Avenir Next" w:eastAsia="Avenir Next"/>
+          <w:b/>
+          <w:color w:val="003A70"/>
+          <w:sz w:val="16"/>
+          <w:szCs w:val="16"/>
+        </w:rPr>
+        <w:t xml:space="preserve">Challenge  </w:t>
+      </w:r>
+      <w:r>
+        <w:rPr>
+          <w:rFonts w:ascii="Avenir Next" w:hAnsi="Avenir Next" w:cs="Avenir Next" w:eastAsia="Avenir Next"/>
+          <w:color w:val="1A1A1A"/>
+          <w:sz w:val="17"/>
+          <w:szCs w:val="17"/>
+        </w:rPr>
+        <w:t xml:space="preserve">One part of the bar is already 25%, so 9% would be less than one part. 9 challenges fill 3 of the 4 parts, so the team finished 75%, not 9%.</w:t>
+      </w:r>
+    </w:p>
+    <w:p>
+      <w:pPr>
+        <w:keepNext/>
+        <w:spacing w:before="80" w:after="30" w:line="264" w:lineRule="auto"/>
+      </w:pPr>
+      <w:r>
+        <w:rPr>
+          <w:rFonts w:ascii="Avenir Next" w:hAnsi="Avenir Next" w:cs="Avenir Next" w:eastAsia="Avenir Next"/>
+          <w:b/>
+          <w:color w:val="003A70"/>
+          <w:spacing w:val="12"/>
+          <w:sz w:val="15"/>
+          <w:szCs w:val="15"/>
+        </w:rPr>
+        <w:t xml:space="preserve">SESSION 2  ·  PERCENTS GREATER THAN 100%</w:t>
+      </w:r>
+    </w:p>
+    <w:p>
+      <w:pPr>
+        <w:spacing w:before="0" w:after="50" w:line="268" w:lineRule="auto"/>
+      </w:pPr>
+      <w:r>
+        <w:rPr>
+          <w:rFonts w:ascii="Avenir Next" w:hAnsi="Avenir Next" w:cs="Avenir Next" w:eastAsia="Avenir Next"/>
+          <w:color w:val="1A1A1A"/>
+          <w:sz w:val="17"/>
+          <w:szCs w:val="17"/>
+        </w:rPr>
+        <w:t xml:space="preserve">a. 25%, 50%, 75%, 125%, 150%, 175%; shade 7 of the 8 parts.  b. 175%  c. The gray kitten (8 ounces) is the whole, 100%. Each part is 2 ounces, or 25%. 14 ounces is 7 parts, so 7 × 25% = 175%. The brother is more than one whole, so the percent is more than 100%.</w:t>
+      </w:r>
+    </w:p>
+    <w:p>
+      <w:pPr>
+        <w:spacing w:before="0" w:after="40" w:line="252" w:lineRule="auto"/>
+      </w:pPr>
+      <w:r>
+        <w:rPr>
+          <w:rFonts w:ascii="Avenir Next" w:hAnsi="Avenir Next" w:cs="Avenir Next" w:eastAsia="Avenir Next"/>
+          <w:b/>
+          <w:color w:val="003A70"/>
+          <w:sz w:val="16"/>
+          <w:szCs w:val="16"/>
+        </w:rPr>
+        <w:t xml:space="preserve">Challenge  </w:t>
+      </w:r>
+      <w:r>
+        <w:rPr>
+          <w:rFonts w:ascii="Avenir Next" w:hAnsi="Avenir Next" w:cs="Avenir Next" w:eastAsia="Avenir Next"/>
+          <w:color w:val="1A1A1A"/>
+          <w:sz w:val="17"/>
+          <w:szCs w:val="17"/>
+        </w:rPr>
+        <w:t xml:space="preserve">14% is less than one part of the bar (25%, or 2 ounces). The brother is heavier than the gray kitten, so his weight must be more than 100%. He fills 7 parts: 175%.</w:t>
+      </w:r>
+    </w:p>
+    <w:p>
+      <w:pPr>
+        <w:spacing w:before="40" w:after="0" w:line="264" w:lineRule="auto"/>
+      </w:pPr>
+      <w:r>
+        <w:rPr>
+          <w:rFonts w:ascii="Avenir Next" w:hAnsi="Avenir Next" w:cs="Avenir Next" w:eastAsia="Avenir Next"/>
+          <w:i/>
+          <w:color w:val="5A5F66"/>
+          <w:sz w:val="15"/>
+          <w:szCs w:val="15"/>
+        </w:rPr>
+        <w:t xml:space="preserve">Score each task 0–3: 1 for a model that fits the numbers, 1 for correct math with units, 1 for an explanation that matches the model.</w:t>
+      </w:r>
+    </w:p>
     <w:p>
       <w:pPr>
         <w:spacing w:before="0" w:after="0" w:line="20" w:lineRule="exact"/>
